--- a/back/src/static/todoSilver/ContratoPrestacionServicioCapital.docx
+++ b/back/src/static/todoSilver/ContratoPrestacionServicioCapital.docx
@@ -18,7 +18,7 @@
           <w:b/>
           <w:bCs/>
         </w:rPr>
-        <w:t>CONTRATO DE PRESTACIÓN DE SERVICIOS DE CONSULTORÍA EN [SAP]</w:t>
+        <w:t>CONTRATO DE PRESTACIÓN DE SERVICIOS DE CONSULTORÍA EN {{PerfilOModulo}}</w:t>
       </w:r>
     </w:p>
     <w:p>
@@ -86,7 +86,7 @@
           <w:sz w:val="20"/>
           <w:szCs w:val="20"/>
         </w:rPr>
-        <w:t>Las Partes que se identifican a continuación han decidido celebrar el presente Contrato de Prestación de Servicios de Consultoría en [SAP] (en adelante el “Contrato”):</w:t>
+        <w:t>Las Partes que se identifican a continuación han decidido celebrar el presente Contrato de Prestación de Servicios de Consultoría en {{PerfilOModulo}} (en adelante el “Contrato”):</w:t>
       </w:r>
     </w:p>
     <w:p>
@@ -851,7 +851,7 @@
           <w:sz w:val="20"/>
           <w:szCs w:val="20"/>
         </w:rPr>
-        <w:t xml:space="preserve">es una sociedad dedicada, entre otras cosas, a la prestación de servicios de consultoría y soporte en [SAP] y otro tipo de sistemas y productos de información de gestión empresarial, mediante servicios técnicos, para lo cual requiere la contratación de consultores especializados en cada uno de los sistemas. </w:t>
+        <w:t xml:space="preserve">es una sociedad dedicada, entre otras cosas, a la prestación de servicios de consultoría y soporte en {{PerfilOModulo}} y otro tipo de sistemas y productos de información de gestión empresarial, mediante servicios técnicos, para lo cual requiere la contratación de consultores especializados en cada uno de los sistemas. </w:t>
       </w:r>
     </w:p>
     <w:p>
@@ -883,7 +883,7 @@
           <w:sz w:val="20"/>
           <w:szCs w:val="20"/>
         </w:rPr>
-        <w:t xml:space="preserve"> se dedica de manera profesional e independiente a prestar servicios de consultoría en [***].</w:t>
+        <w:t xml:space="preserve"> se dedica de manera profesional e independiente a prestar servicios de consultoría en {{PerfilOModulo}}.</w:t>
       </w:r>
     </w:p>
     <w:p>
